--- a/docs/CODE_WALKTHROUGH.docx
+++ b/docs/CODE_WALKTHROUGH.docx
@@ -6756,6 +6756,1569 @@
       </w:tr>
     </w:tbl>
     <w:p/>
+    <w:p>
+      <w:r>
+        <w:br w:type="page"/>
+      </w:r>
+    </w:p>
+    <w:p>
+      <w:pPr>
+        <w:spacing w:before="200" w:after="80"/>
+      </w:pPr>
+      <w:r>
+        <w:rPr>
+          <w:rFonts w:ascii="Calibri" w:hAnsi="Calibri"/>
+          <w:b/>
+          <w:color w:val="00275A"/>
+          <w:sz w:val="32"/>
+        </w:rPr>
+        <w:t>8  pal_fifo_bool.vhd  —  Standalone 1-bit FIFO IP  (V1.1)</w:t>
+      </w:r>
+    </w:p>
+    <w:tbl>
+      <w:tblPr>
+        <w:tblStyle w:val="TableGrid"/>
+        <w:tblW w:type="auto" w:w="0"/>
+        <w:tblLook w:firstColumn="1" w:firstRow="1" w:lastColumn="0" w:lastRow="0" w:noHBand="0" w:noVBand="1" w:val="04A0"/>
+      </w:tblPr>
+      <w:tblGrid>
+        <w:gridCol w:w="9360"/>
+      </w:tblGrid>
+      <w:tr>
+        <w:tc>
+          <w:tcPr>
+            <w:tcW w:type="dxa" w:w="9360"/>
+            <w:shd w:val="clear" w:color="auto" w:fill="00275A"/>
+          </w:tcPr>
+          <w:p>
+            <w:r>
+              <w:rPr>
+                <w:rFonts w:ascii="Courier New" w:hAnsi="Courier New"/>
+                <w:b/>
+                <w:color w:val="FFC000"/>
+                <w:sz w:val="20"/>
+              </w:rPr>
+              <w:t>FILE:  tv/fifo/pal_fifo_bool.vhd</w:t>
+              <w:br/>
+            </w:r>
+            <w:r>
+              <w:rPr>
+                <w:rFonts w:ascii="Calibri" w:hAnsi="Calibri"/>
+                <w:color w:val="FFFFFF"/>
+                <w:sz w:val="20"/>
+              </w:rPr>
+              <w:t>Standalone synchronous 1-bit (Boolean) FIFO. Depth 600,000 entries. Not connected to the BRAM display path. Single clock domain, synchronous reset, registered read output for Block RAM inference.</w:t>
+            </w:r>
+          </w:p>
+        </w:tc>
+      </w:tr>
+    </w:tbl>
+    <w:p/>
+    <w:p>
+      <w:pPr>
+        <w:spacing w:before="120" w:after="80"/>
+      </w:pPr>
+      <w:r>
+        <w:rPr>
+          <w:rFonts w:ascii="Calibri" w:hAnsi="Calibri"/>
+          <w:b/>
+          <w:color w:val="005B96"/>
+          <w:sz w:val="26"/>
+        </w:rPr>
+        <w:t>8.1  Why a Separate FIFO?</w:t>
+      </w:r>
+    </w:p>
+    <w:p>
+      <w:pPr>
+        <w:spacing w:after="100"/>
+        <w:ind w:left="216"/>
+      </w:pPr>
+      <w:r>
+        <w:rPr>
+          <w:rFonts w:ascii="Calibri" w:hAnsi="Calibri"/>
+          <w:sz w:val="20"/>
+        </w:rPr>
+        <w:t>The BRAM display path uses a double-buffered frame-store — it is a random-access memory with two banks. A FIFO provides a fundamentally different interface: strict first-in first-out with no random addressing. This module is kept completely independent so it can be used for any purpose (pixel pipeline staging, flag queuing, serial data buffering) without affecting the video display logic.</w:t>
+      </w:r>
+    </w:p>
+    <w:p>
+      <w:pPr>
+        <w:spacing w:before="120" w:after="80"/>
+      </w:pPr>
+      <w:r>
+        <w:rPr>
+          <w:rFonts w:ascii="Calibri" w:hAnsi="Calibri"/>
+          <w:b/>
+          <w:color w:val="005B96"/>
+          <w:sz w:val="26"/>
+        </w:rPr>
+        <w:t>8.2  Entity Generics  (lines 31–35)</w:t>
+      </w:r>
+    </w:p>
+    <w:tbl>
+      <w:tblPr>
+        <w:tblStyle w:val="TableGrid"/>
+        <w:tblW w:type="auto" w:w="0"/>
+        <w:tblLook w:firstColumn="1" w:firstRow="1" w:lastColumn="0" w:lastRow="0" w:noHBand="0" w:noVBand="1" w:val="04A0"/>
+      </w:tblPr>
+      <w:tblGrid>
+        <w:gridCol w:w="9360"/>
+      </w:tblGrid>
+      <w:tr>
+        <w:tc>
+          <w:tcPr>
+            <w:tcW w:type="dxa" w:w="9360"/>
+            <w:shd w:val="clear" w:color="auto" w:fill="F2F2F2"/>
+          </w:tcPr>
+          <w:p>
+            <w:pPr>
+              <w:spacing w:before="40" w:after="40"/>
+            </w:pPr>
+            <w:r>
+              <w:rPr>
+                <w:rFonts w:ascii="Courier New" w:hAnsi="Courier New"/>
+                <w:color w:val="1A1A1A"/>
+                <w:sz w:val="17"/>
+              </w:rPr>
+              <w:t>generic (</w:t>
+              <w:br/>
+              <w:t xml:space="preserve">  DEPTH     : integer := 600000;  -- 1-bit entries</w:t>
+              <w:br/>
+              <w:t xml:space="preserve">  AF_THRESH : integer := 4;       -- almost-full  threshold</w:t>
+              <w:br/>
+              <w:t xml:space="preserve">  AE_THRESH : integer := 4        -- almost-empty threshold</w:t>
+              <w:br/>
+              <w:t>);</w:t>
+            </w:r>
+          </w:p>
+        </w:tc>
+      </w:tr>
+    </w:tbl>
+    <w:p>
+      <w:pPr>
+        <w:spacing w:after="100"/>
+        <w:ind w:left="216"/>
+      </w:pPr>
+      <w:r>
+        <w:rPr>
+          <w:rFonts w:ascii="Calibri" w:hAnsi="Calibri"/>
+          <w:sz w:val="20"/>
+        </w:rPr>
+        <w:t>DEPTH=600,000 is the number of 1-bit storage locations. At 1-bit width, each Artix-7 BRAM36 tile stores 32,768 bits; ceiling(600,000 / 32,768) = 19 BRAM36 tiles are required. The cRIO-9056 has 105 BRAM36 tiles so FIFO usage is 18%.</w:t>
+      </w:r>
+    </w:p>
+    <w:p>
+      <w:pPr>
+        <w:spacing w:after="100"/>
+        <w:ind w:left="216"/>
+      </w:pPr>
+      <w:r>
+        <w:rPr>
+          <w:rFonts w:ascii="Calibri" w:hAnsi="Calibri"/>
+          <w:sz w:val="20"/>
+        </w:rPr>
+        <w:t>AF_THRESH and AE_THRESH set the programmable thresholds for the almost_full and almost_empty flags. Default 4 means almost_full fires when 4 or fewer spaces remain, giving the host time to react before overflow.</w:t>
+      </w:r>
+    </w:p>
+    <w:p>
+      <w:pPr>
+        <w:spacing w:before="120" w:after="80"/>
+      </w:pPr>
+      <w:r>
+        <w:rPr>
+          <w:rFonts w:ascii="Calibri" w:hAnsi="Calibri"/>
+          <w:b/>
+          <w:color w:val="005B96"/>
+          <w:sz w:val="26"/>
+        </w:rPr>
+        <w:t>8.3  Entity Ports</w:t>
+      </w:r>
+    </w:p>
+    <w:tbl>
+      <w:tblPr>
+        <w:tblStyle w:val="TableGrid"/>
+        <w:tblW w:type="auto" w:w="0"/>
+        <w:tblLook w:firstColumn="1" w:firstRow="1" w:lastColumn="0" w:lastRow="0" w:noHBand="0" w:noVBand="1" w:val="04A0"/>
+      </w:tblPr>
+      <w:tblGrid>
+        <w:gridCol w:w="9360"/>
+      </w:tblGrid>
+      <w:tr>
+        <w:tc>
+          <w:tcPr>
+            <w:tcW w:type="dxa" w:w="9360"/>
+            <w:shd w:val="clear" w:color="auto" w:fill="F2F2F2"/>
+          </w:tcPr>
+          <w:p>
+            <w:pPr>
+              <w:spacing w:before="40" w:after="40"/>
+            </w:pPr>
+            <w:r>
+              <w:rPr>
+                <w:rFonts w:ascii="Courier New" w:hAnsi="Courier New"/>
+                <w:color w:val="1A1A1A"/>
+                <w:sz w:val="17"/>
+              </w:rPr>
+              <w:t>-- Write side</w:t>
+              <w:br/>
+              <w:t>wr_en   : in  std_logic;    -- pulse 1 clock to write</w:t>
+              <w:br/>
+              <w:t>wr_data : in  std_logic;    -- 1-bit Boolean value</w:t>
+              <w:br/>
+              <w:t>full    : out std_logic;    -- asserted when no room left</w:t>
+              <w:br/>
+              <w:t>wr_ack  : out std_logic;    -- 1-clock strobe: write accepted</w:t>
+              <w:br/>
+              <w:br/>
+              <w:t>-- Read side</w:t>
+              <w:br/>
+              <w:t>rd_en    : in  std_logic;   -- pulse 1 clock to advance pointer</w:t>
+              <w:br/>
+              <w:t>rd_data  : out std_logic;   -- registered output (1-cycle latency)</w:t>
+              <w:br/>
+              <w:t>empty    : out std_logic;   -- asserted when nothing to read</w:t>
+              <w:br/>
+              <w:t>rd_valid : out std_logic;   -- 1-clock strobe: rd_data updated</w:t>
+              <w:br/>
+              <w:br/>
+              <w:t>-- Status</w:t>
+              <w:br/>
+              <w:t>level        : out std_logic_vector(19 downto 0);  -- fill count</w:t>
+              <w:br/>
+              <w:t>almost_full  : out std_logic;</w:t>
+              <w:br/>
+              <w:t>almost_empty : out std_logic</w:t>
+            </w:r>
+          </w:p>
+        </w:tc>
+      </w:tr>
+    </w:tbl>
+    <w:p>
+      <w:pPr>
+        <w:spacing w:after="100"/>
+        <w:ind w:left="216"/>
+      </w:pPr>
+      <w:r>
+        <w:rPr>
+          <w:rFonts w:ascii="Calibri" w:hAnsi="Calibri"/>
+          <w:sz w:val="20"/>
+        </w:rPr>
+        <w:t>wr_en and rd_en are one-clock pulses. Holding wr_en=1 continuously writes one entry per clock until full. Holding rd_en=1 reads one entry per clock until empty. Both are silently ignored when full/empty respectively — no overflow or underflow can corrupt the FIFO state.</w:t>
+      </w:r>
+    </w:p>
+    <w:p>
+      <w:pPr>
+        <w:spacing w:before="120" w:after="80"/>
+      </w:pPr>
+      <w:r>
+        <w:rPr>
+          <w:rFonts w:ascii="Calibri" w:hAnsi="Calibri"/>
+          <w:b/>
+          <w:color w:val="005B96"/>
+          <w:sz w:val="26"/>
+        </w:rPr>
+        <w:t>8.4  Internal BRAM Array  (lines 68–73)</w:t>
+      </w:r>
+    </w:p>
+    <w:tbl>
+      <w:tblPr>
+        <w:tblStyle w:val="TableGrid"/>
+        <w:tblW w:type="auto" w:w="0"/>
+        <w:tblLook w:firstColumn="1" w:firstRow="1" w:lastColumn="0" w:lastRow="0" w:noHBand="0" w:noVBand="1" w:val="04A0"/>
+      </w:tblPr>
+      <w:tblGrid>
+        <w:gridCol w:w="9360"/>
+      </w:tblGrid>
+      <w:tr>
+        <w:tc>
+          <w:tcPr>
+            <w:tcW w:type="dxa" w:w="9360"/>
+            <w:shd w:val="clear" w:color="auto" w:fill="F2F2F2"/>
+          </w:tcPr>
+          <w:p>
+            <w:pPr>
+              <w:spacing w:before="40" w:after="40"/>
+            </w:pPr>
+            <w:r>
+              <w:rPr>
+                <w:rFonts w:ascii="Courier New" w:hAnsi="Courier New"/>
+                <w:color w:val="1A1A1A"/>
+                <w:sz w:val="17"/>
+              </w:rPr>
+              <w:t>type fifo_mem_t is array (0 to DEPTH - 1) of std_logic;</w:t>
+              <w:br/>
+              <w:t>signal fifo_mem : fifo_mem_t := (others =&gt; '0');</w:t>
+              <w:br/>
+              <w:t>attribute ram_style             : string;</w:t>
+              <w:br/>
+              <w:t>attribute ram_style of fifo_mem : signal is "block";</w:t>
+            </w:r>
+          </w:p>
+        </w:tc>
+      </w:tr>
+    </w:tbl>
+    <w:p>
+      <w:pPr>
+        <w:spacing w:after="100"/>
+        <w:ind w:left="216"/>
+      </w:pPr>
+      <w:r>
+        <w:rPr>
+          <w:rFonts w:ascii="Calibri" w:hAnsi="Calibri"/>
+          <w:sz w:val="20"/>
+        </w:rPr>
+        <w:t>fifo_mem is a 1-dimensional array of std_logic with DEPTH entries. The ram_style="block" attribute tells Vivado to map this to Block RAM tiles. Without this attribute, Vivado might choose distributed LUT-RAM for small depths; for 600,000 bits it would need ~9,375 LUTs which is impractical. Block RAM inference uses 19 BRAM36 tiles instead.</w:t>
+      </w:r>
+    </w:p>
+    <w:p>
+      <w:pPr>
+        <w:spacing w:before="120" w:after="80"/>
+      </w:pPr>
+      <w:r>
+        <w:rPr>
+          <w:rFonts w:ascii="Calibri" w:hAnsi="Calibri"/>
+          <w:b/>
+          <w:color w:val="005B96"/>
+          <w:sz w:val="26"/>
+        </w:rPr>
+        <w:t>8.5  Internal Pointers and Counter  (lines 75–80)</w:t>
+      </w:r>
+    </w:p>
+    <w:tbl>
+      <w:tblPr>
+        <w:tblStyle w:val="TableGrid"/>
+        <w:tblW w:type="auto" w:w="0"/>
+        <w:tblLook w:firstColumn="1" w:firstRow="1" w:lastColumn="0" w:lastRow="0" w:noHBand="0" w:noVBand="1" w:val="04A0"/>
+      </w:tblPr>
+      <w:tblGrid>
+        <w:gridCol w:w="9360"/>
+      </w:tblGrid>
+      <w:tr>
+        <w:tc>
+          <w:tcPr>
+            <w:tcW w:type="dxa" w:w="9360"/>
+            <w:shd w:val="clear" w:color="auto" w:fill="F2F2F2"/>
+          </w:tcPr>
+          <w:p>
+            <w:pPr>
+              <w:spacing w:before="40" w:after="40"/>
+            </w:pPr>
+            <w:r>
+              <w:rPr>
+                <w:rFonts w:ascii="Courier New" w:hAnsi="Courier New"/>
+                <w:color w:val="1A1A1A"/>
+                <w:sz w:val="17"/>
+              </w:rPr>
+              <w:t>signal wr_ptr : integer range 0 to DEPTH - 1 := 0;</w:t>
+              <w:br/>
+              <w:t>signal rd_ptr : integer range 0 to DEPTH - 1 := 0;</w:t>
+              <w:br/>
+              <w:t>signal count  : integer range 0 to DEPTH     := 0;</w:t>
+            </w:r>
+          </w:p>
+        </w:tc>
+      </w:tr>
+    </w:tbl>
+    <w:p>
+      <w:pPr>
+        <w:spacing w:after="100"/>
+        <w:ind w:left="216"/>
+      </w:pPr>
+      <w:r>
+        <w:rPr>
+          <w:rFonts w:ascii="Calibri" w:hAnsi="Calibri"/>
+          <w:sz w:val="20"/>
+        </w:rPr>
+        <w:t>wr_ptr is the address where the next write will go. rd_ptr is the address where the next read will come from. Both wrap around at DEPTH-1 → 0 (circular buffer). count tracks the exact fill level from 0 (empty) to DEPTH (full). Using a separate count register (rather than comparing wr_ptr==rd_ptr) avoids the classic ambiguity between empty and full in a power-of-2 FIFO.</w:t>
+      </w:r>
+    </w:p>
+    <w:p>
+      <w:pPr>
+        <w:spacing w:before="120" w:after="80"/>
+      </w:pPr>
+      <w:r>
+        <w:rPr>
+          <w:rFonts w:ascii="Calibri" w:hAnsi="Calibri"/>
+          <w:b/>
+          <w:color w:val="005B96"/>
+          <w:sz w:val="26"/>
+        </w:rPr>
+        <w:t>8.6  Write Process  (lines 89–104)</w:t>
+      </w:r>
+    </w:p>
+    <w:tbl>
+      <w:tblPr>
+        <w:tblStyle w:val="TableGrid"/>
+        <w:tblW w:type="auto" w:w="0"/>
+        <w:tblLook w:firstColumn="1" w:firstRow="1" w:lastColumn="0" w:lastRow="0" w:noHBand="0" w:noVBand="1" w:val="04A0"/>
+      </w:tblPr>
+      <w:tblGrid>
+        <w:gridCol w:w="9360"/>
+      </w:tblGrid>
+      <w:tr>
+        <w:tc>
+          <w:tcPr>
+            <w:tcW w:type="dxa" w:w="9360"/>
+            <w:shd w:val="clear" w:color="auto" w:fill="F2F2F2"/>
+          </w:tcPr>
+          <w:p>
+            <w:pPr>
+              <w:spacing w:before="40" w:after="40"/>
+            </w:pPr>
+            <w:r>
+              <w:rPr>
+                <w:rFonts w:ascii="Courier New" w:hAnsi="Courier New"/>
+                <w:color w:val="1A1A1A"/>
+                <w:sz w:val="17"/>
+              </w:rPr>
+              <w:t>process(clk)</w:t>
+              <w:br/>
+              <w:t>begin</w:t>
+              <w:br/>
+              <w:t xml:space="preserve">  if rising_edge(clk) then</w:t>
+              <w:br/>
+              <w:t xml:space="preserve">    wr_ack_s &lt;= '0';                         -- clear strobe</w:t>
+              <w:br/>
+              <w:t xml:space="preserve">    if rst = '1' then</w:t>
+              <w:br/>
+              <w:t xml:space="preserve">      wr_ptr &lt;= 0;</w:t>
+              <w:br/>
+              <w:t xml:space="preserve">    elsif wr_en = '1' and full_s = '0' then</w:t>
+              <w:br/>
+              <w:t xml:space="preserve">      fifo_mem(wr_ptr) &lt;= wr_data;            -- store 1 bit</w:t>
+              <w:br/>
+              <w:t xml:space="preserve">      if wr_ptr = DEPTH - 1 then              -- wrap pointer</w:t>
+              <w:br/>
+              <w:t xml:space="preserve">        wr_ptr &lt;= 0;</w:t>
+              <w:br/>
+              <w:t xml:space="preserve">      else</w:t>
+              <w:br/>
+              <w:t xml:space="preserve">        wr_ptr &lt;= wr_ptr + 1;</w:t>
+              <w:br/>
+              <w:t xml:space="preserve">      end if;</w:t>
+              <w:br/>
+              <w:t xml:space="preserve">      wr_ack_s &lt;= '1';                       -- pulse acknowledge</w:t>
+              <w:br/>
+              <w:t xml:space="preserve">    end if;</w:t>
+              <w:br/>
+              <w:t xml:space="preserve">  end if;</w:t>
+              <w:br/>
+              <w:t>end process;</w:t>
+            </w:r>
+          </w:p>
+        </w:tc>
+      </w:tr>
+    </w:tbl>
+    <w:p>
+      <w:pPr>
+        <w:spacing w:after="100"/>
+        <w:ind w:left="216"/>
+      </w:pPr>
+      <w:r>
+        <w:rPr>
+          <w:rFonts w:ascii="Calibri" w:hAnsi="Calibri"/>
+          <w:sz w:val="20"/>
+        </w:rPr>
+        <w:t>The write is only performed when wr_en=1 AND full_s=0. This ensures a full FIFO never loses data or corrupts the pointer. wr_ack_s is cleared at the start of every clock and set only when a write actually occurs — making it a precise one-cycle acknowledge strobe. The pointer wraps using an explicit if/else comparator (not modulo %) because modulo of a non-power-of-2 requires hardware division in synthesis.</w:t>
+      </w:r>
+    </w:p>
+    <w:p>
+      <w:pPr>
+        <w:spacing w:before="120" w:after="80"/>
+      </w:pPr>
+      <w:r>
+        <w:rPr>
+          <w:rFonts w:ascii="Calibri" w:hAnsi="Calibri"/>
+          <w:b/>
+          <w:color w:val="005B96"/>
+          <w:sz w:val="26"/>
+        </w:rPr>
+        <w:t>8.7  Read Process  (lines 107–124)</w:t>
+      </w:r>
+    </w:p>
+    <w:tbl>
+      <w:tblPr>
+        <w:tblStyle w:val="TableGrid"/>
+        <w:tblW w:type="auto" w:w="0"/>
+        <w:tblLook w:firstColumn="1" w:firstRow="1" w:lastColumn="0" w:lastRow="0" w:noHBand="0" w:noVBand="1" w:val="04A0"/>
+      </w:tblPr>
+      <w:tblGrid>
+        <w:gridCol w:w="9360"/>
+      </w:tblGrid>
+      <w:tr>
+        <w:tc>
+          <w:tcPr>
+            <w:tcW w:type="dxa" w:w="9360"/>
+            <w:shd w:val="clear" w:color="auto" w:fill="F2F2F2"/>
+          </w:tcPr>
+          <w:p>
+            <w:pPr>
+              <w:spacing w:before="40" w:after="40"/>
+            </w:pPr>
+            <w:r>
+              <w:rPr>
+                <w:rFonts w:ascii="Courier New" w:hAnsi="Courier New"/>
+                <w:color w:val="1A1A1A"/>
+                <w:sz w:val="17"/>
+              </w:rPr>
+              <w:t>process(clk)</w:t>
+              <w:br/>
+              <w:t>begin</w:t>
+              <w:br/>
+              <w:t xml:space="preserve">  if rising_edge(clk) then</w:t>
+              <w:br/>
+              <w:t xml:space="preserve">    rd_valid_s &lt;= '0';</w:t>
+              <w:br/>
+              <w:t xml:space="preserve">    if rst = '1' then</w:t>
+              <w:br/>
+              <w:t xml:space="preserve">      rd_ptr  &lt;= 0;</w:t>
+              <w:br/>
+              <w:t xml:space="preserve">      rd_data &lt;= '0';</w:t>
+              <w:br/>
+              <w:t xml:space="preserve">    elsif rd_en = '1' and empty_s = '0' then</w:t>
+              <w:br/>
+              <w:t xml:space="preserve">      rd_data    &lt;= fifo_mem(rd_ptr);   -- registered BRAM read</w:t>
+              <w:br/>
+              <w:t xml:space="preserve">      if rd_ptr = DEPTH - 1 then</w:t>
+              <w:br/>
+              <w:t xml:space="preserve">        rd_ptr &lt;= 0;</w:t>
+              <w:br/>
+              <w:t xml:space="preserve">      else</w:t>
+              <w:br/>
+              <w:t xml:space="preserve">        rd_ptr &lt;= rd_ptr + 1;</w:t>
+              <w:br/>
+              <w:t xml:space="preserve">      end if;</w:t>
+              <w:br/>
+              <w:t xml:space="preserve">      rd_valid_s &lt;= '1';</w:t>
+              <w:br/>
+              <w:t xml:space="preserve">    end if;</w:t>
+              <w:br/>
+              <w:t xml:space="preserve">  end if;</w:t>
+              <w:br/>
+              <w:t>end process;</w:t>
+            </w:r>
+          </w:p>
+        </w:tc>
+      </w:tr>
+    </w:tbl>
+    <w:p>
+      <w:pPr>
+        <w:spacing w:after="100"/>
+        <w:ind w:left="216"/>
+      </w:pPr>
+      <w:r>
+        <w:rPr>
+          <w:rFonts w:ascii="Calibri" w:hAnsi="Calibri"/>
+          <w:sz w:val="20"/>
+        </w:rPr>
+        <w:t>The read output rd_data is REGISTERED (updated on the clock edge). This is called "standard mode" FIFO (as opposed to First-Word Fall-Through). rd_data is valid one clock AFTER rd_en is asserted. This is required for Vivado to infer Block RAM correctly — Block RAM has inherent one-cycle read latency and the registered output maps directly to the BRAM output register (OREG), saving logic.</w:t>
+      </w:r>
+    </w:p>
+    <w:p>
+      <w:pPr>
+        <w:spacing w:before="120" w:after="80"/>
+      </w:pPr>
+      <w:r>
+        <w:rPr>
+          <w:rFonts w:ascii="Calibri" w:hAnsi="Calibri"/>
+          <w:b/>
+          <w:color w:val="005B96"/>
+          <w:sz w:val="26"/>
+        </w:rPr>
+        <w:t>8.8  Fill Counter Process  (lines 127–145)</w:t>
+      </w:r>
+    </w:p>
+    <w:tbl>
+      <w:tblPr>
+        <w:tblStyle w:val="TableGrid"/>
+        <w:tblW w:type="auto" w:w="0"/>
+        <w:tblLook w:firstColumn="1" w:firstRow="1" w:lastColumn="0" w:lastRow="0" w:noHBand="0" w:noVBand="1" w:val="04A0"/>
+      </w:tblPr>
+      <w:tblGrid>
+        <w:gridCol w:w="9360"/>
+      </w:tblGrid>
+      <w:tr>
+        <w:tc>
+          <w:tcPr>
+            <w:tcW w:type="dxa" w:w="9360"/>
+            <w:shd w:val="clear" w:color="auto" w:fill="F2F2F2"/>
+          </w:tcPr>
+          <w:p>
+            <w:pPr>
+              <w:spacing w:before="40" w:after="40"/>
+            </w:pPr>
+            <w:r>
+              <w:rPr>
+                <w:rFonts w:ascii="Courier New" w:hAnsi="Courier New"/>
+                <w:color w:val="1A1A1A"/>
+                <w:sz w:val="17"/>
+              </w:rPr>
+              <w:t>process(clk)</w:t>
+              <w:br/>
+              <w:t xml:space="preserve">  variable do_wr : boolean;</w:t>
+              <w:br/>
+              <w:t xml:space="preserve">  variable do_rd : boolean;</w:t>
+              <w:br/>
+              <w:t>begin</w:t>
+              <w:br/>
+              <w:t xml:space="preserve">  if rising_edge(clk) then</w:t>
+              <w:br/>
+              <w:t xml:space="preserve">    if rst = '1' then</w:t>
+              <w:br/>
+              <w:t xml:space="preserve">      count &lt;= 0;</w:t>
+              <w:br/>
+              <w:t xml:space="preserve">    else</w:t>
+              <w:br/>
+              <w:t xml:space="preserve">      do_wr := (wr_en = '1') and (full_s  = '0');</w:t>
+              <w:br/>
+              <w:t xml:space="preserve">      do_rd := (rd_en = '1') and (empty_s = '0');</w:t>
+              <w:br/>
+              <w:t xml:space="preserve">      if do_wr and not do_rd then</w:t>
+              <w:br/>
+              <w:t xml:space="preserve">        count &lt;= count + 1;       -- write only</w:t>
+              <w:br/>
+              <w:t xml:space="preserve">      elsif do_rd and not do_wr then</w:t>
+              <w:br/>
+              <w:t xml:space="preserve">        count &lt;= count - 1;       -- read only</w:t>
+              <w:br/>
+              <w:t xml:space="preserve">      -- simultaneous valid r+w: count unchanged</w:t>
+              <w:br/>
+              <w:t xml:space="preserve">      end if;</w:t>
+              <w:br/>
+              <w:t xml:space="preserve">    end if;</w:t>
+              <w:br/>
+              <w:t xml:space="preserve">  end if;</w:t>
+              <w:br/>
+              <w:t>end process;</w:t>
+            </w:r>
+          </w:p>
+        </w:tc>
+      </w:tr>
+    </w:tbl>
+    <w:p>
+      <w:pPr>
+        <w:spacing w:after="100"/>
+        <w:ind w:left="216"/>
+      </w:pPr>
+      <w:r>
+        <w:rPr>
+          <w:rFonts w:ascii="Calibri" w:hAnsi="Calibri"/>
+          <w:sz w:val="20"/>
+        </w:rPr>
+        <w:t>The fill counter is updated separately from the pointer processes. VHDL variables do_wr and do_rd capture the effective write/read decision in the same delta step, ensuring the count update is consistent with what the write and read processes actually did.</w:t>
+      </w:r>
+    </w:p>
+    <w:p>
+      <w:pPr>
+        <w:spacing w:after="100"/>
+        <w:ind w:left="216"/>
+      </w:pPr>
+      <w:r>
+        <w:rPr>
+          <w:rFonts w:ascii="Calibri" w:hAnsi="Calibri"/>
+          <w:sz w:val="20"/>
+        </w:rPr>
+        <w:t>Simultaneous read + write (do_wr AND do_rd): both happen — one entry is removed from the head, one entry is added to the tail — so the count is unchanged. This is the correct and most important edge case for a FIFO used as a pipeline stage. It is verified by Phase 5 of the testbench.</w:t>
+      </w:r>
+    </w:p>
+    <w:p>
+      <w:pPr>
+        <w:spacing w:before="120" w:after="80"/>
+      </w:pPr>
+      <w:r>
+        <w:rPr>
+          <w:rFonts w:ascii="Calibri" w:hAnsi="Calibri"/>
+          <w:b/>
+          <w:color w:val="005B96"/>
+          <w:sz w:val="26"/>
+        </w:rPr>
+        <w:t>8.9  Output Assignments  (lines 148–153)</w:t>
+      </w:r>
+    </w:p>
+    <w:tbl>
+      <w:tblPr>
+        <w:tblStyle w:val="TableGrid"/>
+        <w:tblW w:type="auto" w:w="0"/>
+        <w:tblLook w:firstColumn="1" w:firstRow="1" w:lastColumn="0" w:lastRow="0" w:noHBand="0" w:noVBand="1" w:val="04A0"/>
+      </w:tblPr>
+      <w:tblGrid>
+        <w:gridCol w:w="9360"/>
+      </w:tblGrid>
+      <w:tr>
+        <w:tc>
+          <w:tcPr>
+            <w:tcW w:type="dxa" w:w="9360"/>
+            <w:shd w:val="clear" w:color="auto" w:fill="F2F2F2"/>
+          </w:tcPr>
+          <w:p>
+            <w:pPr>
+              <w:spacing w:before="40" w:after="40"/>
+            </w:pPr>
+            <w:r>
+              <w:rPr>
+                <w:rFonts w:ascii="Courier New" w:hAnsi="Courier New"/>
+                <w:color w:val="1A1A1A"/>
+                <w:sz w:val="17"/>
+              </w:rPr>
+              <w:t>full         &lt;= full_s;</w:t>
+              <w:br/>
+              <w:t>empty        &lt;= empty_s;</w:t>
+              <w:br/>
+              <w:t>wr_ack       &lt;= wr_ack_s;</w:t>
+              <w:br/>
+              <w:t>rd_valid     &lt;= rd_valid_s;</w:t>
+              <w:br/>
+              <w:t>level        &lt;= std_logic_vector(to_unsigned(count, 20));</w:t>
+              <w:br/>
+              <w:t>almost_full  &lt;= '1' when count &gt;= DEPTH - AF_THRESH else '0';</w:t>
+              <w:br/>
+              <w:t>almost_empty &lt;= '1' when count &lt;= AE_THRESH         else '0';</w:t>
+            </w:r>
+          </w:p>
+        </w:tc>
+      </w:tr>
+    </w:tbl>
+    <w:p>
+      <w:pPr>
+        <w:spacing w:after="100"/>
+        <w:ind w:left="216"/>
+      </w:pPr>
+      <w:r>
+        <w:rPr>
+          <w:rFonts w:ascii="Calibri" w:hAnsi="Calibri"/>
+          <w:sz w:val="20"/>
+        </w:rPr>
+        <w:t>level is the count signal converted to a 20-bit unsigned vector. 20 bits is sufficient for DEPTH up to 2^20 = 1,048,576 (covers 600,000). almost_full and almost_empty are purely combinational comparators on count. They give the host early warning: almost_full fires 4 entries before the FIFO becomes full, leaving time to halt writes without overflow.</w:t>
+      </w:r>
+    </w:p>
+    <w:p>
+      <w:pPr>
+        <w:spacing w:before="120" w:after="80"/>
+      </w:pPr>
+      <w:r>
+        <w:rPr>
+          <w:rFonts w:ascii="Calibri" w:hAnsi="Calibri"/>
+          <w:b/>
+          <w:color w:val="005B96"/>
+          <w:sz w:val="26"/>
+        </w:rPr>
+        <w:t>8.10  Testbench — tb_pal_fifo_bool.vhd</w:t>
+      </w:r>
+    </w:p>
+    <w:p>
+      <w:pPr>
+        <w:spacing w:after="100"/>
+        <w:ind w:left="216"/>
+      </w:pPr>
+      <w:r>
+        <w:rPr>
+          <w:rFonts w:ascii="Calibri" w:hAnsi="Calibri"/>
+          <w:sz w:val="20"/>
+        </w:rPr>
+        <w:t>Seven self-checking phases — all PASS (simulation completes at 3215 ns):</w:t>
+      </w:r>
+    </w:p>
+    <w:tbl>
+      <w:tblPr>
+        <w:tblStyle w:val="TableGrid"/>
+        <w:tblW w:type="auto" w:w="0"/>
+        <w:tblLook w:firstColumn="1" w:firstRow="1" w:lastColumn="0" w:lastRow="0" w:noHBand="0" w:noVBand="1" w:val="04A0"/>
+      </w:tblPr>
+      <w:tblGrid>
+        <w:gridCol w:w="3120"/>
+        <w:gridCol w:w="3120"/>
+        <w:gridCol w:w="3120"/>
+      </w:tblGrid>
+      <w:tr>
+        <w:tc>
+          <w:tcPr>
+            <w:tcW w:type="dxa" w:w="3120"/>
+            <w:shd w:val="clear" w:color="auto" w:fill="00275A"/>
+          </w:tcPr>
+          <w:p>
+            <w:pPr>
+              <w:jc w:val="left"/>
+            </w:pPr>
+            <w:r>
+              <w:rPr>
+                <w:rFonts w:ascii="Calibri" w:hAnsi="Calibri"/>
+                <w:b/>
+                <w:i w:val="0"/>
+                <w:color w:val="FFFFFF"/>
+                <w:sz w:val="20"/>
+              </w:rPr>
+              <w:t>Phase</w:t>
+            </w:r>
+          </w:p>
+        </w:tc>
+        <w:tc>
+          <w:tcPr>
+            <w:tcW w:type="dxa" w:w="3120"/>
+            <w:shd w:val="clear" w:color="auto" w:fill="00275A"/>
+          </w:tcPr>
+          <w:p>
+            <w:pPr>
+              <w:jc w:val="left"/>
+            </w:pPr>
+            <w:r>
+              <w:rPr>
+                <w:rFonts w:ascii="Calibri" w:hAnsi="Calibri"/>
+                <w:b/>
+                <w:i w:val="0"/>
+                <w:color w:val="FFFFFF"/>
+                <w:sz w:val="20"/>
+              </w:rPr>
+              <w:t>What is tested</w:t>
+            </w:r>
+          </w:p>
+        </w:tc>
+        <w:tc>
+          <w:tcPr>
+            <w:tcW w:type="dxa" w:w="3120"/>
+            <w:shd w:val="clear" w:color="auto" w:fill="00275A"/>
+          </w:tcPr>
+          <w:p>
+            <w:pPr>
+              <w:jc w:val="left"/>
+            </w:pPr>
+            <w:r>
+              <w:rPr>
+                <w:rFonts w:ascii="Calibri" w:hAnsi="Calibri"/>
+                <w:b/>
+                <w:i w:val="0"/>
+                <w:color w:val="FFFFFF"/>
+                <w:sz w:val="20"/>
+              </w:rPr>
+              <w:t>Pass condition</w:t>
+            </w:r>
+          </w:p>
+        </w:tc>
+      </w:tr>
+      <w:tr>
+        <w:tc>
+          <w:tcPr>
+            <w:tcW w:type="dxa" w:w="3120"/>
+            <w:shd w:val="clear" w:color="auto" w:fill="D6E4F7"/>
+          </w:tcPr>
+          <w:p>
+            <w:pPr>
+              <w:jc w:val="left"/>
+            </w:pPr>
+            <w:r>
+              <w:rPr>
+                <w:rFonts w:ascii="Calibri" w:hAnsi="Calibri"/>
+                <w:b/>
+                <w:i w:val="0"/>
+                <w:color w:val="000000"/>
+                <w:sz w:val="20"/>
+              </w:rPr>
+              <w:t>Ph 1</w:t>
+            </w:r>
+          </w:p>
+        </w:tc>
+        <w:tc>
+          <w:tcPr>
+            <w:tcW w:type="dxa" w:w="3120"/>
+          </w:tcPr>
+          <w:p>
+            <w:pPr>
+              <w:jc w:val="left"/>
+            </w:pPr>
+            <w:r>
+              <w:rPr>
+                <w:rFonts w:ascii="Calibri" w:hAnsi="Calibri"/>
+                <w:b w:val="0"/>
+                <w:i w:val="0"/>
+                <w:color w:val="000000"/>
+                <w:sz w:val="20"/>
+              </w:rPr>
+              <w:t>Write 5 items; check level=5, empty=0</w:t>
+            </w:r>
+          </w:p>
+        </w:tc>
+        <w:tc>
+          <w:tcPr>
+            <w:tcW w:type="dxa" w:w="3120"/>
+          </w:tcPr>
+          <w:p>
+            <w:pPr>
+              <w:jc w:val="left"/>
+            </w:pPr>
+            <w:r>
+              <w:rPr>
+                <w:rFonts w:ascii="Calibri" w:hAnsi="Calibri"/>
+                <w:b w:val="0"/>
+                <w:i w:val="0"/>
+                <w:color w:val="000000"/>
+                <w:sz w:val="20"/>
+              </w:rPr>
+              <w:t>level correct, flags set</w:t>
+            </w:r>
+          </w:p>
+        </w:tc>
+      </w:tr>
+      <w:tr>
+        <w:tc>
+          <w:tcPr>
+            <w:tcW w:type="dxa" w:w="3120"/>
+            <w:shd w:val="clear" w:color="auto" w:fill="D6E4F7"/>
+          </w:tcPr>
+          <w:p>
+            <w:pPr>
+              <w:jc w:val="left"/>
+            </w:pPr>
+            <w:r>
+              <w:rPr>
+                <w:rFonts w:ascii="Calibri" w:hAnsi="Calibri"/>
+                <w:b/>
+                <w:i w:val="0"/>
+                <w:color w:val="000000"/>
+                <w:sz w:val="20"/>
+              </w:rPr>
+              <w:t>Ph 2</w:t>
+            </w:r>
+          </w:p>
+        </w:tc>
+        <w:tc>
+          <w:tcPr>
+            <w:tcW w:type="dxa" w:w="3120"/>
+          </w:tcPr>
+          <w:p>
+            <w:pPr>
+              <w:jc w:val="left"/>
+            </w:pPr>
+            <w:r>
+              <w:rPr>
+                <w:rFonts w:ascii="Calibri" w:hAnsi="Calibri"/>
+                <w:b w:val="0"/>
+                <w:i w:val="0"/>
+                <w:color w:val="000000"/>
+                <w:sz w:val="20"/>
+              </w:rPr>
+              <w:t>Read 5 items; verify FIFO order 1,0,1,1,0</w:t>
+            </w:r>
+          </w:p>
+        </w:tc>
+        <w:tc>
+          <w:tcPr>
+            <w:tcW w:type="dxa" w:w="3120"/>
+          </w:tcPr>
+          <w:p>
+            <w:pPr>
+              <w:jc w:val="left"/>
+            </w:pPr>
+            <w:r>
+              <w:rPr>
+                <w:rFonts w:ascii="Calibri" w:hAnsi="Calibri"/>
+                <w:b w:val="0"/>
+                <w:i w:val="0"/>
+                <w:color w:val="000000"/>
+                <w:sz w:val="20"/>
+              </w:rPr>
+              <w:t>All 5 match written pattern</w:t>
+            </w:r>
+          </w:p>
+        </w:tc>
+      </w:tr>
+      <w:tr>
+        <w:tc>
+          <w:tcPr>
+            <w:tcW w:type="dxa" w:w="3120"/>
+            <w:shd w:val="clear" w:color="auto" w:fill="D6E4F7"/>
+          </w:tcPr>
+          <w:p>
+            <w:pPr>
+              <w:jc w:val="left"/>
+            </w:pPr>
+            <w:r>
+              <w:rPr>
+                <w:rFonts w:ascii="Calibri" w:hAnsi="Calibri"/>
+                <w:b/>
+                <w:i w:val="0"/>
+                <w:color w:val="000000"/>
+                <w:sz w:val="20"/>
+              </w:rPr>
+              <w:t>Ph 3</w:t>
+            </w:r>
+          </w:p>
+        </w:tc>
+        <w:tc>
+          <w:tcPr>
+            <w:tcW w:type="dxa" w:w="3120"/>
+          </w:tcPr>
+          <w:p>
+            <w:pPr>
+              <w:jc w:val="left"/>
+            </w:pPr>
+            <w:r>
+              <w:rPr>
+                <w:rFonts w:ascii="Calibri" w:hAnsi="Calibri"/>
+                <w:b w:val="0"/>
+                <w:i w:val="0"/>
+                <w:color w:val="000000"/>
+                <w:sz w:val="20"/>
+              </w:rPr>
+              <w:t>Fill to DEPTH=32; overflow write rejected</w:t>
+            </w:r>
+          </w:p>
+        </w:tc>
+        <w:tc>
+          <w:tcPr>
+            <w:tcW w:type="dxa" w:w="3120"/>
+          </w:tcPr>
+          <w:p>
+            <w:pPr>
+              <w:jc w:val="left"/>
+            </w:pPr>
+            <w:r>
+              <w:rPr>
+                <w:rFonts w:ascii="Calibri" w:hAnsi="Calibri"/>
+                <w:b w:val="0"/>
+                <w:i w:val="0"/>
+                <w:color w:val="000000"/>
+                <w:sz w:val="20"/>
+              </w:rPr>
+              <w:t>full=1; level unchanged after extra write</w:t>
+            </w:r>
+          </w:p>
+        </w:tc>
+      </w:tr>
+      <w:tr>
+        <w:tc>
+          <w:tcPr>
+            <w:tcW w:type="dxa" w:w="3120"/>
+            <w:shd w:val="clear" w:color="auto" w:fill="D6E4F7"/>
+          </w:tcPr>
+          <w:p>
+            <w:pPr>
+              <w:jc w:val="left"/>
+            </w:pPr>
+            <w:r>
+              <w:rPr>
+                <w:rFonts w:ascii="Calibri" w:hAnsi="Calibri"/>
+                <w:b/>
+                <w:i w:val="0"/>
+                <w:color w:val="000000"/>
+                <w:sz w:val="20"/>
+              </w:rPr>
+              <w:t>Ph 4</w:t>
+            </w:r>
+          </w:p>
+        </w:tc>
+        <w:tc>
+          <w:tcPr>
+            <w:tcW w:type="dxa" w:w="3120"/>
+          </w:tcPr>
+          <w:p>
+            <w:pPr>
+              <w:jc w:val="left"/>
+            </w:pPr>
+            <w:r>
+              <w:rPr>
+                <w:rFonts w:ascii="Calibri" w:hAnsi="Calibri"/>
+                <w:b w:val="0"/>
+                <w:i w:val="0"/>
+                <w:color w:val="000000"/>
+                <w:sz w:val="20"/>
+              </w:rPr>
+              <w:t>Drain all; underflow read rejected</w:t>
+            </w:r>
+          </w:p>
+        </w:tc>
+        <w:tc>
+          <w:tcPr>
+            <w:tcW w:type="dxa" w:w="3120"/>
+          </w:tcPr>
+          <w:p>
+            <w:pPr>
+              <w:jc w:val="left"/>
+            </w:pPr>
+            <w:r>
+              <w:rPr>
+                <w:rFonts w:ascii="Calibri" w:hAnsi="Calibri"/>
+                <w:b w:val="0"/>
+                <w:i w:val="0"/>
+                <w:color w:val="000000"/>
+                <w:sz w:val="20"/>
+              </w:rPr>
+              <w:t>empty=1; level=0 unchanged</w:t>
+            </w:r>
+          </w:p>
+        </w:tc>
+      </w:tr>
+      <w:tr>
+        <w:tc>
+          <w:tcPr>
+            <w:tcW w:type="dxa" w:w="3120"/>
+            <w:shd w:val="clear" w:color="auto" w:fill="D6E4F7"/>
+          </w:tcPr>
+          <w:p>
+            <w:pPr>
+              <w:jc w:val="left"/>
+            </w:pPr>
+            <w:r>
+              <w:rPr>
+                <w:rFonts w:ascii="Calibri" w:hAnsi="Calibri"/>
+                <w:b/>
+                <w:i w:val="0"/>
+                <w:color w:val="000000"/>
+                <w:sz w:val="20"/>
+              </w:rPr>
+              <w:t>Ph 5</w:t>
+            </w:r>
+          </w:p>
+        </w:tc>
+        <w:tc>
+          <w:tcPr>
+            <w:tcW w:type="dxa" w:w="3120"/>
+          </w:tcPr>
+          <w:p>
+            <w:pPr>
+              <w:jc w:val="left"/>
+            </w:pPr>
+            <w:r>
+              <w:rPr>
+                <w:rFonts w:ascii="Calibri" w:hAnsi="Calibri"/>
+                <w:b w:val="0"/>
+                <w:i w:val="0"/>
+                <w:color w:val="000000"/>
+                <w:sz w:val="20"/>
+              </w:rPr>
+              <w:t>Simultaneous rd+wr 4 times; count=8 throughout</w:t>
+            </w:r>
+          </w:p>
+        </w:tc>
+        <w:tc>
+          <w:tcPr>
+            <w:tcW w:type="dxa" w:w="3120"/>
+          </w:tcPr>
+          <w:p>
+            <w:pPr>
+              <w:jc w:val="left"/>
+            </w:pPr>
+            <w:r>
+              <w:rPr>
+                <w:rFonts w:ascii="Calibri" w:hAnsi="Calibri"/>
+                <w:b w:val="0"/>
+                <w:i w:val="0"/>
+                <w:color w:val="000000"/>
+                <w:sz w:val="20"/>
+              </w:rPr>
+              <w:t>level held constant</w:t>
+            </w:r>
+          </w:p>
+        </w:tc>
+      </w:tr>
+      <w:tr>
+        <w:tc>
+          <w:tcPr>
+            <w:tcW w:type="dxa" w:w="3120"/>
+            <w:shd w:val="clear" w:color="auto" w:fill="D6E4F7"/>
+          </w:tcPr>
+          <w:p>
+            <w:pPr>
+              <w:jc w:val="left"/>
+            </w:pPr>
+            <w:r>
+              <w:rPr>
+                <w:rFonts w:ascii="Calibri" w:hAnsi="Calibri"/>
+                <w:b/>
+                <w:i w:val="0"/>
+                <w:color w:val="000000"/>
+                <w:sz w:val="20"/>
+              </w:rPr>
+              <w:t>Ph 6</w:t>
+            </w:r>
+          </w:p>
+        </w:tc>
+        <w:tc>
+          <w:tcPr>
+            <w:tcW w:type="dxa" w:w="3120"/>
+          </w:tcPr>
+          <w:p>
+            <w:pPr>
+              <w:jc w:val="left"/>
+            </w:pPr>
+            <w:r>
+              <w:rPr>
+                <w:rFonts w:ascii="Calibri" w:hAnsi="Calibri"/>
+                <w:b w:val="0"/>
+                <w:i w:val="0"/>
+                <w:color w:val="000000"/>
+                <w:sz w:val="20"/>
+              </w:rPr>
+              <w:t>Reset during operation; flags clear</w:t>
+            </w:r>
+          </w:p>
+        </w:tc>
+        <w:tc>
+          <w:tcPr>
+            <w:tcW w:type="dxa" w:w="3120"/>
+          </w:tcPr>
+          <w:p>
+            <w:pPr>
+              <w:jc w:val="left"/>
+            </w:pPr>
+            <w:r>
+              <w:rPr>
+                <w:rFonts w:ascii="Calibri" w:hAnsi="Calibri"/>
+                <w:b w:val="0"/>
+                <w:i w:val="0"/>
+                <w:color w:val="000000"/>
+                <w:sz w:val="20"/>
+              </w:rPr>
+              <w:t>empty=1, full=0, level=0</w:t>
+            </w:r>
+          </w:p>
+        </w:tc>
+      </w:tr>
+      <w:tr>
+        <w:tc>
+          <w:tcPr>
+            <w:tcW w:type="dxa" w:w="3120"/>
+            <w:shd w:val="clear" w:color="auto" w:fill="D6E4F7"/>
+          </w:tcPr>
+          <w:p>
+            <w:pPr>
+              <w:jc w:val="left"/>
+            </w:pPr>
+            <w:r>
+              <w:rPr>
+                <w:rFonts w:ascii="Calibri" w:hAnsi="Calibri"/>
+                <w:b/>
+                <w:i w:val="0"/>
+                <w:color w:val="000000"/>
+                <w:sz w:val="20"/>
+              </w:rPr>
+              <w:t>Ph 7</w:t>
+            </w:r>
+          </w:p>
+        </w:tc>
+        <w:tc>
+          <w:tcPr>
+            <w:tcW w:type="dxa" w:w="3120"/>
+          </w:tcPr>
+          <w:p>
+            <w:pPr>
+              <w:jc w:val="left"/>
+            </w:pPr>
+            <w:r>
+              <w:rPr>
+                <w:rFonts w:ascii="Calibri" w:hAnsi="Calibri"/>
+                <w:b w:val="0"/>
+                <w:i w:val="0"/>
+                <w:color w:val="000000"/>
+                <w:sz w:val="20"/>
+              </w:rPr>
+              <w:t>Pointer wrap-around past DEPTH-1</w:t>
+            </w:r>
+          </w:p>
+        </w:tc>
+        <w:tc>
+          <w:tcPr>
+            <w:tcW w:type="dxa" w:w="3120"/>
+          </w:tcPr>
+          <w:p>
+            <w:pPr>
+              <w:jc w:val="left"/>
+            </w:pPr>
+            <w:r>
+              <w:rPr>
+                <w:rFonts w:ascii="Calibri" w:hAnsi="Calibri"/>
+                <w:b w:val="0"/>
+                <w:i w:val="0"/>
+                <w:color w:val="000000"/>
+                <w:sz w:val="20"/>
+              </w:rPr>
+              <w:t>Correct data order after wrap</w:t>
+            </w:r>
+          </w:p>
+        </w:tc>
+      </w:tr>
+    </w:tbl>
+    <w:p>
+      <w:pPr>
+        <w:spacing w:before="120" w:after="80"/>
+      </w:pPr>
+      <w:r>
+        <w:rPr>
+          <w:rFonts w:ascii="Calibri" w:hAnsi="Calibri"/>
+          <w:b/>
+          <w:color w:val="005B96"/>
+          <w:sz w:val="26"/>
+        </w:rPr>
+        <w:t>8.11  BRAM Resource Summary</w:t>
+      </w:r>
+    </w:p>
+    <w:tbl>
+      <w:tblPr>
+        <w:tblStyle w:val="TableGrid"/>
+        <w:tblW w:type="auto" w:w="0"/>
+        <w:tblLook w:firstColumn="1" w:firstRow="1" w:lastColumn="0" w:lastRow="0" w:noHBand="0" w:noVBand="1" w:val="04A0"/>
+      </w:tblPr>
+      <w:tblGrid>
+        <w:gridCol w:w="4680"/>
+        <w:gridCol w:w="4680"/>
+      </w:tblGrid>
+      <w:tr>
+        <w:tc>
+          <w:tcPr>
+            <w:tcW w:type="dxa" w:w="4680"/>
+            <w:shd w:val="clear" w:color="auto" w:fill="D6E4F7"/>
+          </w:tcPr>
+          <w:p>
+            <w:pPr>
+              <w:jc w:val="left"/>
+            </w:pPr>
+            <w:r>
+              <w:rPr>
+                <w:rFonts w:ascii="Calibri" w:hAnsi="Calibri"/>
+                <w:b/>
+                <w:i w:val="0"/>
+                <w:color w:val="000000"/>
+                <w:sz w:val="20"/>
+              </w:rPr>
+              <w:t>FIFO depth</w:t>
+            </w:r>
+          </w:p>
+        </w:tc>
+        <w:tc>
+          <w:tcPr>
+            <w:tcW w:type="dxa" w:w="4680"/>
+          </w:tcPr>
+          <w:p>
+            <w:pPr>
+              <w:jc w:val="left"/>
+            </w:pPr>
+            <w:r>
+              <w:rPr>
+                <w:rFonts w:ascii="Calibri" w:hAnsi="Calibri"/>
+                <w:b w:val="0"/>
+                <w:i w:val="0"/>
+                <w:color w:val="000000"/>
+                <w:sz w:val="20"/>
+              </w:rPr>
+              <w:t>600,000 entries</w:t>
+            </w:r>
+          </w:p>
+        </w:tc>
+      </w:tr>
+      <w:tr>
+        <w:tc>
+          <w:tcPr>
+            <w:tcW w:type="dxa" w:w="4680"/>
+            <w:shd w:val="clear" w:color="auto" w:fill="D6E4F7"/>
+          </w:tcPr>
+          <w:p>
+            <w:pPr>
+              <w:jc w:val="left"/>
+            </w:pPr>
+            <w:r>
+              <w:rPr>
+                <w:rFonts w:ascii="Calibri" w:hAnsi="Calibri"/>
+                <w:b/>
+                <w:i w:val="0"/>
+                <w:color w:val="000000"/>
+                <w:sz w:val="20"/>
+              </w:rPr>
+              <w:t>Data width</w:t>
+            </w:r>
+          </w:p>
+        </w:tc>
+        <w:tc>
+          <w:tcPr>
+            <w:tcW w:type="dxa" w:w="4680"/>
+          </w:tcPr>
+          <w:p>
+            <w:pPr>
+              <w:jc w:val="left"/>
+            </w:pPr>
+            <w:r>
+              <w:rPr>
+                <w:rFonts w:ascii="Calibri" w:hAnsi="Calibri"/>
+                <w:b w:val="0"/>
+                <w:i w:val="0"/>
+                <w:color w:val="000000"/>
+                <w:sz w:val="20"/>
+              </w:rPr>
+              <w:t>1 bit (std_logic)</w:t>
+            </w:r>
+          </w:p>
+        </w:tc>
+      </w:tr>
+      <w:tr>
+        <w:tc>
+          <w:tcPr>
+            <w:tcW w:type="dxa" w:w="4680"/>
+            <w:shd w:val="clear" w:color="auto" w:fill="D6E4F7"/>
+          </w:tcPr>
+          <w:p>
+            <w:pPr>
+              <w:jc w:val="left"/>
+            </w:pPr>
+            <w:r>
+              <w:rPr>
+                <w:rFonts w:ascii="Calibri" w:hAnsi="Calibri"/>
+                <w:b/>
+                <w:i w:val="0"/>
+                <w:color w:val="000000"/>
+                <w:sz w:val="20"/>
+              </w:rPr>
+              <w:t>BRAM36 tiles</w:t>
+            </w:r>
+          </w:p>
+        </w:tc>
+        <w:tc>
+          <w:tcPr>
+            <w:tcW w:type="dxa" w:w="4680"/>
+          </w:tcPr>
+          <w:p>
+            <w:pPr>
+              <w:jc w:val="left"/>
+            </w:pPr>
+            <w:r>
+              <w:rPr>
+                <w:rFonts w:ascii="Calibri" w:hAnsi="Calibri"/>
+                <w:b w:val="0"/>
+                <w:i w:val="0"/>
+                <w:color w:val="000000"/>
+                <w:sz w:val="20"/>
+              </w:rPr>
+              <w:t>19  (19% of cRIO-9056's 105)</w:t>
+            </w:r>
+          </w:p>
+        </w:tc>
+      </w:tr>
+      <w:tr>
+        <w:tc>
+          <w:tcPr>
+            <w:tcW w:type="dxa" w:w="4680"/>
+            <w:shd w:val="clear" w:color="auto" w:fill="D6E4F7"/>
+          </w:tcPr>
+          <w:p>
+            <w:pPr>
+              <w:jc w:val="left"/>
+            </w:pPr>
+            <w:r>
+              <w:rPr>
+                <w:rFonts w:ascii="Calibri" w:hAnsi="Calibri"/>
+                <w:b/>
+                <w:i w:val="0"/>
+                <w:color w:val="000000"/>
+                <w:sz w:val="20"/>
+              </w:rPr>
+              <w:t>Write latency</w:t>
+            </w:r>
+          </w:p>
+        </w:tc>
+        <w:tc>
+          <w:tcPr>
+            <w:tcW w:type="dxa" w:w="4680"/>
+          </w:tcPr>
+          <w:p>
+            <w:pPr>
+              <w:jc w:val="left"/>
+            </w:pPr>
+            <w:r>
+              <w:rPr>
+                <w:rFonts w:ascii="Calibri" w:hAnsi="Calibri"/>
+                <w:b w:val="0"/>
+                <w:i w:val="0"/>
+                <w:color w:val="000000"/>
+                <w:sz w:val="20"/>
+              </w:rPr>
+              <w:t>1 clock (synchronous write)</w:t>
+            </w:r>
+          </w:p>
+        </w:tc>
+      </w:tr>
+      <w:tr>
+        <w:tc>
+          <w:tcPr>
+            <w:tcW w:type="dxa" w:w="4680"/>
+            <w:shd w:val="clear" w:color="auto" w:fill="D6E4F7"/>
+          </w:tcPr>
+          <w:p>
+            <w:pPr>
+              <w:jc w:val="left"/>
+            </w:pPr>
+            <w:r>
+              <w:rPr>
+                <w:rFonts w:ascii="Calibri" w:hAnsi="Calibri"/>
+                <w:b/>
+                <w:i w:val="0"/>
+                <w:color w:val="000000"/>
+                <w:sz w:val="20"/>
+              </w:rPr>
+              <w:t>Read latency</w:t>
+            </w:r>
+          </w:p>
+        </w:tc>
+        <w:tc>
+          <w:tcPr>
+            <w:tcW w:type="dxa" w:w="4680"/>
+          </w:tcPr>
+          <w:p>
+            <w:pPr>
+              <w:jc w:val="left"/>
+            </w:pPr>
+            <w:r>
+              <w:rPr>
+                <w:rFonts w:ascii="Calibri" w:hAnsi="Calibri"/>
+                <w:b w:val="0"/>
+                <w:i w:val="0"/>
+                <w:color w:val="000000"/>
+                <w:sz w:val="20"/>
+              </w:rPr>
+              <w:t>1 clock (registered output)</w:t>
+            </w:r>
+          </w:p>
+        </w:tc>
+      </w:tr>
+      <w:tr>
+        <w:tc>
+          <w:tcPr>
+            <w:tcW w:type="dxa" w:w="4680"/>
+            <w:shd w:val="clear" w:color="auto" w:fill="D6E4F7"/>
+          </w:tcPr>
+          <w:p>
+            <w:pPr>
+              <w:jc w:val="left"/>
+            </w:pPr>
+            <w:r>
+              <w:rPr>
+                <w:rFonts w:ascii="Calibri" w:hAnsi="Calibri"/>
+                <w:b/>
+                <w:i w:val="0"/>
+                <w:color w:val="000000"/>
+                <w:sz w:val="20"/>
+              </w:rPr>
+              <w:t>Max throughput</w:t>
+            </w:r>
+          </w:p>
+        </w:tc>
+        <w:tc>
+          <w:tcPr>
+            <w:tcW w:type="dxa" w:w="4680"/>
+          </w:tcPr>
+          <w:p>
+            <w:pPr>
+              <w:jc w:val="left"/>
+            </w:pPr>
+            <w:r>
+              <w:rPr>
+                <w:rFonts w:ascii="Calibri" w:hAnsi="Calibri"/>
+                <w:b w:val="0"/>
+                <w:i w:val="0"/>
+                <w:color w:val="000000"/>
+                <w:sz w:val="20"/>
+              </w:rPr>
+              <w:t>1 bit per clock (both read and write)</w:t>
+            </w:r>
+          </w:p>
+        </w:tc>
+      </w:tr>
+    </w:tbl>
     <w:sectPr>
       <w:pgSz w:w="12240" w:h="15840"/>
       <w:pgMar w:top="1296" w:right="1440" w:bottom="1296" w:left="1440" w:header="720" w:footer="720" w:gutter="0"/>

--- a/docs/CODE_WALKTHROUGH.docx
+++ b/docs/CODE_WALKTHROUGH.docx
@@ -8319,6 +8319,936 @@
         </w:tc>
       </w:tr>
     </w:tbl>
+    <w:p>
+      <w:r>
+        <w:br w:type="page"/>
+      </w:r>
+    </w:p>
+    <w:p>
+      <w:pPr>
+        <w:spacing w:before="200" w:after="80"/>
+      </w:pPr>
+      <w:r>
+        <w:rPr>
+          <w:rFonts w:ascii="Calibri" w:hAnsi="Calibri"/>
+          <w:b/>
+          <w:color w:val="00275A"/>
+          <w:sz w:val="32"/>
+        </w:rPr>
+        <w:t>9  pal_tv_bram_lite_v2.vhd  —  PAL BRAM Lite (Extended Patterns)</w:t>
+      </w:r>
+    </w:p>
+    <w:tbl>
+      <w:tblPr>
+        <w:tblStyle w:val="TableGrid"/>
+        <w:tblW w:type="auto" w:w="0"/>
+        <w:tblLook w:firstColumn="1" w:firstRow="1" w:lastColumn="0" w:lastRow="0" w:noHBand="0" w:noVBand="1" w:val="04A0"/>
+      </w:tblPr>
+      <w:tblGrid>
+        <w:gridCol w:w="9360"/>
+      </w:tblGrid>
+      <w:tr>
+        <w:tc>
+          <w:tcPr>
+            <w:tcW w:type="dxa" w:w="9360"/>
+            <w:shd w:val="clear" w:color="auto" w:fill="00275A"/>
+          </w:tcPr>
+          <w:p>
+            <w:r>
+              <w:rPr>
+                <w:rFonts w:ascii="Courier New" w:hAnsi="Courier New"/>
+                <w:b/>
+                <w:color w:val="FFC000"/>
+                <w:sz w:val="20"/>
+              </w:rPr>
+              <w:t>FILE:  tv/bram/pal_tv_bram_lite_v2.vhd</w:t>
+              <w:br/>
+            </w:r>
+            <w:r>
+              <w:rPr>
+                <w:rFonts w:ascii="Calibri" w:hAnsi="Calibri"/>
+                <w:color w:val="FFFFFF"/>
+                <w:sz w:val="20"/>
+              </w:rPr>
+              <w:t>Lightweight single-buffer PAL video core with 7 pattern selections (sel 0–6). Extends pal_tv_bram_lite with two 11-zone gradient patterns (sel 5/6) and corrected timing outputs for aircraft/MFD applications: fss_o (Field Sync Signal), frame_sync_o (25 Hz), and blank_o. No double-buffer, no bouncing ball, no crosshatch overlay. Dependencies: tv/pal_timing.vhd, tv/opt2_interlaced/pal_csync_il.vhd.</w:t>
+            </w:r>
+          </w:p>
+        </w:tc>
+      </w:tr>
+    </w:tbl>
+    <w:p/>
+    <w:p>
+      <w:pPr>
+        <w:spacing w:before="120" w:after="80"/>
+      </w:pPr>
+      <w:r>
+        <w:rPr>
+          <w:rFonts w:ascii="Calibri" w:hAnsi="Calibri"/>
+          <w:b/>
+          <w:color w:val="005B96"/>
+          <w:sz w:val="26"/>
+        </w:rPr>
+        <w:t>9.1  Pattern Selections</w:t>
+      </w:r>
+    </w:p>
+    <w:tbl>
+      <w:tblPr>
+        <w:tblStyle w:val="TableGrid"/>
+        <w:tblW w:type="auto" w:w="0"/>
+        <w:tblLook w:firstColumn="1" w:firstRow="1" w:lastColumn="0" w:lastRow="0" w:noHBand="0" w:noVBand="1" w:val="04A0"/>
+      </w:tblPr>
+      <w:tblGrid>
+        <w:gridCol w:w="3120"/>
+        <w:gridCol w:w="3120"/>
+        <w:gridCol w:w="3120"/>
+      </w:tblGrid>
+      <w:tr>
+        <w:tc>
+          <w:tcPr>
+            <w:tcW w:type="dxa" w:w="3120"/>
+            <w:shd w:val="clear" w:color="auto" w:fill="00275A"/>
+          </w:tcPr>
+          <w:p>
+            <w:pPr>
+              <w:jc w:val="left"/>
+            </w:pPr>
+            <w:r>
+              <w:rPr>
+                <w:rFonts w:ascii="Calibri" w:hAnsi="Calibri"/>
+                <w:b/>
+                <w:i w:val="0"/>
+                <w:color w:val="FFFFFF"/>
+                <w:sz w:val="20"/>
+              </w:rPr>
+              <w:t>sel value</w:t>
+            </w:r>
+          </w:p>
+        </w:tc>
+        <w:tc>
+          <w:tcPr>
+            <w:tcW w:type="dxa" w:w="3120"/>
+            <w:shd w:val="clear" w:color="auto" w:fill="00275A"/>
+          </w:tcPr>
+          <w:p>
+            <w:pPr>
+              <w:jc w:val="left"/>
+            </w:pPr>
+            <w:r>
+              <w:rPr>
+                <w:rFonts w:ascii="Calibri" w:hAnsi="Calibri"/>
+                <w:b/>
+                <w:i w:val="0"/>
+                <w:color w:val="FFFFFF"/>
+                <w:sz w:val="20"/>
+              </w:rPr>
+              <w:t>Pattern</w:t>
+            </w:r>
+          </w:p>
+        </w:tc>
+        <w:tc>
+          <w:tcPr>
+            <w:tcW w:type="dxa" w:w="3120"/>
+            <w:shd w:val="clear" w:color="auto" w:fill="00275A"/>
+          </w:tcPr>
+          <w:p>
+            <w:pPr>
+              <w:jc w:val="left"/>
+            </w:pPr>
+            <w:r>
+              <w:rPr>
+                <w:rFonts w:ascii="Calibri" w:hAnsi="Calibri"/>
+                <w:b/>
+                <w:i w:val="0"/>
+                <w:color w:val="FFFFFF"/>
+                <w:sz w:val="20"/>
+              </w:rPr>
+              <w:t>Description</w:t>
+            </w:r>
+          </w:p>
+        </w:tc>
+      </w:tr>
+      <w:tr>
+        <w:tc>
+          <w:tcPr>
+            <w:tcW w:type="dxa" w:w="3120"/>
+            <w:shd w:val="clear" w:color="auto" w:fill="D6E4F7"/>
+          </w:tcPr>
+          <w:p>
+            <w:pPr>
+              <w:jc w:val="left"/>
+            </w:pPr>
+            <w:r>
+              <w:rPr>
+                <w:rFonts w:ascii="Calibri" w:hAnsi="Calibri"/>
+                <w:b/>
+                <w:i w:val="0"/>
+                <w:color w:val="000000"/>
+                <w:sz w:val="20"/>
+              </w:rPr>
+              <w:t>0</w:t>
+            </w:r>
+          </w:p>
+        </w:tc>
+        <w:tc>
+          <w:tcPr>
+            <w:tcW w:type="dxa" w:w="3120"/>
+          </w:tcPr>
+          <w:p>
+            <w:pPr>
+              <w:jc w:val="left"/>
+            </w:pPr>
+            <w:r>
+              <w:rPr>
+                <w:rFonts w:ascii="Calibri" w:hAnsi="Calibri"/>
+                <w:b w:val="0"/>
+                <w:i w:val="0"/>
+                <w:color w:val="000000"/>
+                <w:sz w:val="20"/>
+              </w:rPr>
+              <w:t>Vertical bars</w:t>
+            </w:r>
+          </w:p>
+        </w:tc>
+        <w:tc>
+          <w:tcPr>
+            <w:tcW w:type="dxa" w:w="3120"/>
+          </w:tcPr>
+          <w:p>
+            <w:pPr>
+              <w:jc w:val="left"/>
+            </w:pPr>
+            <w:r>
+              <w:rPr>
+                <w:rFonts w:ascii="Calibri" w:hAnsi="Calibri"/>
+                <w:b w:val="0"/>
+                <w:i w:val="0"/>
+                <w:color w:val="000000"/>
+                <w:sz w:val="20"/>
+              </w:rPr>
+              <w:t>8-zone checkerboard vertical stripes</w:t>
+            </w:r>
+          </w:p>
+        </w:tc>
+      </w:tr>
+      <w:tr>
+        <w:tc>
+          <w:tcPr>
+            <w:tcW w:type="dxa" w:w="3120"/>
+            <w:shd w:val="clear" w:color="auto" w:fill="D6E4F7"/>
+          </w:tcPr>
+          <w:p>
+            <w:pPr>
+              <w:jc w:val="left"/>
+            </w:pPr>
+            <w:r>
+              <w:rPr>
+                <w:rFonts w:ascii="Calibri" w:hAnsi="Calibri"/>
+                <w:b/>
+                <w:i w:val="0"/>
+                <w:color w:val="000000"/>
+                <w:sz w:val="20"/>
+              </w:rPr>
+              <w:t>1</w:t>
+            </w:r>
+          </w:p>
+        </w:tc>
+        <w:tc>
+          <w:tcPr>
+            <w:tcW w:type="dxa" w:w="3120"/>
+          </w:tcPr>
+          <w:p>
+            <w:pPr>
+              <w:jc w:val="left"/>
+            </w:pPr>
+            <w:r>
+              <w:rPr>
+                <w:rFonts w:ascii="Calibri" w:hAnsi="Calibri"/>
+                <w:b w:val="0"/>
+                <w:i w:val="0"/>
+                <w:color w:val="000000"/>
+                <w:sz w:val="20"/>
+              </w:rPr>
+              <w:t>Horizontal bars</w:t>
+            </w:r>
+          </w:p>
+        </w:tc>
+        <w:tc>
+          <w:tcPr>
+            <w:tcW w:type="dxa" w:w="3120"/>
+          </w:tcPr>
+          <w:p>
+            <w:pPr>
+              <w:jc w:val="left"/>
+            </w:pPr>
+            <w:r>
+              <w:rPr>
+                <w:rFonts w:ascii="Calibri" w:hAnsi="Calibri"/>
+                <w:b w:val="0"/>
+                <w:i w:val="0"/>
+                <w:color w:val="000000"/>
+                <w:sz w:val="20"/>
+              </w:rPr>
+              <w:t>8-zone checkerboard horizontal stripes</w:t>
+            </w:r>
+          </w:p>
+        </w:tc>
+      </w:tr>
+      <w:tr>
+        <w:tc>
+          <w:tcPr>
+            <w:tcW w:type="dxa" w:w="3120"/>
+            <w:shd w:val="clear" w:color="auto" w:fill="D6E4F7"/>
+          </w:tcPr>
+          <w:p>
+            <w:pPr>
+              <w:jc w:val="left"/>
+            </w:pPr>
+            <w:r>
+              <w:rPr>
+                <w:rFonts w:ascii="Calibri" w:hAnsi="Calibri"/>
+                <w:b/>
+                <w:i w:val="0"/>
+                <w:color w:val="000000"/>
+                <w:sz w:val="20"/>
+              </w:rPr>
+              <w:t>2</w:t>
+            </w:r>
+          </w:p>
+        </w:tc>
+        <w:tc>
+          <w:tcPr>
+            <w:tcW w:type="dxa" w:w="3120"/>
+          </w:tcPr>
+          <w:p>
+            <w:pPr>
+              <w:jc w:val="left"/>
+            </w:pPr>
+            <w:r>
+              <w:rPr>
+                <w:rFonts w:ascii="Calibri" w:hAnsi="Calibri"/>
+                <w:b w:val="0"/>
+                <w:i w:val="0"/>
+                <w:color w:val="000000"/>
+                <w:sz w:val="20"/>
+              </w:rPr>
+              <w:t>H-gradient (10 zones)</w:t>
+            </w:r>
+          </w:p>
+        </w:tc>
+        <w:tc>
+          <w:tcPr>
+            <w:tcW w:type="dxa" w:w="3120"/>
+          </w:tcPr>
+          <w:p>
+            <w:pPr>
+              <w:jc w:val="left"/>
+            </w:pPr>
+            <w:r>
+              <w:rPr>
+                <w:rFonts w:ascii="Calibri" w:hAnsi="Calibri"/>
+                <w:b w:val="0"/>
+                <w:i w:val="0"/>
+                <w:color w:val="000000"/>
+                <w:sz w:val="20"/>
+              </w:rPr>
+              <w:t>10 grey steps, ends at white (rightmost)</w:t>
+            </w:r>
+          </w:p>
+        </w:tc>
+      </w:tr>
+      <w:tr>
+        <w:tc>
+          <w:tcPr>
+            <w:tcW w:type="dxa" w:w="3120"/>
+            <w:shd w:val="clear" w:color="auto" w:fill="D6E4F7"/>
+          </w:tcPr>
+          <w:p>
+            <w:pPr>
+              <w:jc w:val="left"/>
+            </w:pPr>
+            <w:r>
+              <w:rPr>
+                <w:rFonts w:ascii="Calibri" w:hAnsi="Calibri"/>
+                <w:b/>
+                <w:i w:val="0"/>
+                <w:color w:val="000000"/>
+                <w:sz w:val="20"/>
+              </w:rPr>
+              <w:t>3</w:t>
+            </w:r>
+          </w:p>
+        </w:tc>
+        <w:tc>
+          <w:tcPr>
+            <w:tcW w:type="dxa" w:w="3120"/>
+          </w:tcPr>
+          <w:p>
+            <w:pPr>
+              <w:jc w:val="left"/>
+            </w:pPr>
+            <w:r>
+              <w:rPr>
+                <w:rFonts w:ascii="Calibri" w:hAnsi="Calibri"/>
+                <w:b w:val="0"/>
+                <w:i w:val="0"/>
+                <w:color w:val="000000"/>
+                <w:sz w:val="20"/>
+              </w:rPr>
+              <w:t>V-gradient (10 zones)</w:t>
+            </w:r>
+          </w:p>
+        </w:tc>
+        <w:tc>
+          <w:tcPr>
+            <w:tcW w:type="dxa" w:w="3120"/>
+          </w:tcPr>
+          <w:p>
+            <w:pPr>
+              <w:jc w:val="left"/>
+            </w:pPr>
+            <w:r>
+              <w:rPr>
+                <w:rFonts w:ascii="Calibri" w:hAnsi="Calibri"/>
+                <w:b w:val="0"/>
+                <w:i w:val="0"/>
+                <w:color w:val="000000"/>
+                <w:sz w:val="20"/>
+              </w:rPr>
+              <w:t>10 grey steps, ends at white (bottommost)</w:t>
+            </w:r>
+          </w:p>
+        </w:tc>
+      </w:tr>
+      <w:tr>
+        <w:tc>
+          <w:tcPr>
+            <w:tcW w:type="dxa" w:w="3120"/>
+            <w:shd w:val="clear" w:color="auto" w:fill="D6E4F7"/>
+          </w:tcPr>
+          <w:p>
+            <w:pPr>
+              <w:jc w:val="left"/>
+            </w:pPr>
+            <w:r>
+              <w:rPr>
+                <w:rFonts w:ascii="Calibri" w:hAnsi="Calibri"/>
+                <w:b/>
+                <w:i w:val="0"/>
+                <w:color w:val="000000"/>
+                <w:sz w:val="20"/>
+              </w:rPr>
+              <w:t>4</w:t>
+            </w:r>
+          </w:p>
+        </w:tc>
+        <w:tc>
+          <w:tcPr>
+            <w:tcW w:type="dxa" w:w="3120"/>
+          </w:tcPr>
+          <w:p>
+            <w:pPr>
+              <w:jc w:val="left"/>
+            </w:pPr>
+            <w:r>
+              <w:rPr>
+                <w:rFonts w:ascii="Calibri" w:hAnsi="Calibri"/>
+                <w:b w:val="0"/>
+                <w:i w:val="0"/>
+                <w:color w:val="000000"/>
+                <w:sz w:val="20"/>
+              </w:rPr>
+              <w:t>BRAM pixel source</w:t>
+            </w:r>
+          </w:p>
+        </w:tc>
+        <w:tc>
+          <w:tcPr>
+            <w:tcW w:type="dxa" w:w="3120"/>
+          </w:tcPr>
+          <w:p>
+            <w:pPr>
+              <w:jc w:val="left"/>
+            </w:pPr>
+            <w:r>
+              <w:rPr>
+                <w:rFonts w:ascii="Calibri" w:hAnsi="Calibri"/>
+                <w:b w:val="0"/>
+                <w:i w:val="0"/>
+                <w:color w:val="000000"/>
+                <w:sz w:val="20"/>
+              </w:rPr>
+              <w:t>1-bit BRAM frame buffer (0=black, 1=brightness)</w:t>
+            </w:r>
+          </w:p>
+        </w:tc>
+      </w:tr>
+      <w:tr>
+        <w:tc>
+          <w:tcPr>
+            <w:tcW w:type="dxa" w:w="3120"/>
+            <w:shd w:val="clear" w:color="auto" w:fill="D6E4F7"/>
+          </w:tcPr>
+          <w:p>
+            <w:pPr>
+              <w:jc w:val="left"/>
+            </w:pPr>
+            <w:r>
+              <w:rPr>
+                <w:rFonts w:ascii="Calibri" w:hAnsi="Calibri"/>
+                <w:b/>
+                <w:i w:val="0"/>
+                <w:color w:val="000000"/>
+                <w:sz w:val="20"/>
+              </w:rPr>
+              <w:t>5</w:t>
+            </w:r>
+          </w:p>
+        </w:tc>
+        <w:tc>
+          <w:tcPr>
+            <w:tcW w:type="dxa" w:w="3120"/>
+          </w:tcPr>
+          <w:p>
+            <w:pPr>
+              <w:jc w:val="left"/>
+            </w:pPr>
+            <w:r>
+              <w:rPr>
+                <w:rFonts w:ascii="Calibri" w:hAnsi="Calibri"/>
+                <w:b/>
+                <w:i w:val="0"/>
+                <w:color w:val="000000"/>
+                <w:sz w:val="20"/>
+              </w:rPr>
+              <w:t>H-gradient + black end</w:t>
+            </w:r>
+          </w:p>
+        </w:tc>
+        <w:tc>
+          <w:tcPr>
+            <w:tcW w:type="dxa" w:w="3120"/>
+          </w:tcPr>
+          <w:p>
+            <w:pPr>
+              <w:jc w:val="left"/>
+            </w:pPr>
+            <w:r>
+              <w:rPr>
+                <w:rFonts w:ascii="Calibri" w:hAnsi="Calibri"/>
+                <w:b w:val="0"/>
+                <w:i w:val="0"/>
+                <w:color w:val="000000"/>
+                <w:sz w:val="20"/>
+              </w:rPr>
+              <w:t>10 grey steps + 1 black zone = 11 zones total</w:t>
+            </w:r>
+          </w:p>
+        </w:tc>
+      </w:tr>
+      <w:tr>
+        <w:tc>
+          <w:tcPr>
+            <w:tcW w:type="dxa" w:w="3120"/>
+            <w:shd w:val="clear" w:color="auto" w:fill="D6E4F7"/>
+          </w:tcPr>
+          <w:p>
+            <w:pPr>
+              <w:jc w:val="left"/>
+            </w:pPr>
+            <w:r>
+              <w:rPr>
+                <w:rFonts w:ascii="Calibri" w:hAnsi="Calibri"/>
+                <w:b/>
+                <w:i w:val="0"/>
+                <w:color w:val="000000"/>
+                <w:sz w:val="20"/>
+              </w:rPr>
+              <w:t>6</w:t>
+            </w:r>
+          </w:p>
+        </w:tc>
+        <w:tc>
+          <w:tcPr>
+            <w:tcW w:type="dxa" w:w="3120"/>
+          </w:tcPr>
+          <w:p>
+            <w:pPr>
+              <w:jc w:val="left"/>
+            </w:pPr>
+            <w:r>
+              <w:rPr>
+                <w:rFonts w:ascii="Calibri" w:hAnsi="Calibri"/>
+                <w:b/>
+                <w:i w:val="0"/>
+                <w:color w:val="000000"/>
+                <w:sz w:val="20"/>
+              </w:rPr>
+              <w:t>V-gradient + black end</w:t>
+            </w:r>
+          </w:p>
+        </w:tc>
+        <w:tc>
+          <w:tcPr>
+            <w:tcW w:type="dxa" w:w="3120"/>
+          </w:tcPr>
+          <w:p>
+            <w:pPr>
+              <w:jc w:val="left"/>
+            </w:pPr>
+            <w:r>
+              <w:rPr>
+                <w:rFonts w:ascii="Calibri" w:hAnsi="Calibri"/>
+                <w:b w:val="0"/>
+                <w:i w:val="0"/>
+                <w:color w:val="000000"/>
+                <w:sz w:val="20"/>
+              </w:rPr>
+              <w:t>10 grey steps + 1 black zone = 11 zones total</w:t>
+            </w:r>
+          </w:p>
+        </w:tc>
+      </w:tr>
+    </w:tbl>
+    <w:p/>
+    <w:p>
+      <w:pPr>
+        <w:spacing w:before="120" w:after="80"/>
+      </w:pPr>
+      <w:r>
+        <w:rPr>
+          <w:rFonts w:ascii="Calibri" w:hAnsi="Calibri"/>
+          <w:b/>
+          <w:color w:val="005B96"/>
+          <w:sz w:val="26"/>
+        </w:rPr>
+        <w:t>9.2  Key Timing Constants</w:t>
+      </w:r>
+    </w:p>
+    <w:tbl>
+      <w:tblPr>
+        <w:tblStyle w:val="TableGrid"/>
+        <w:tblW w:type="auto" w:w="0"/>
+        <w:tblLook w:firstColumn="1" w:firstRow="1" w:lastColumn="0" w:lastRow="0" w:noHBand="0" w:noVBand="1" w:val="04A0"/>
+      </w:tblPr>
+      <w:tblGrid>
+        <w:gridCol w:w="9360"/>
+      </w:tblGrid>
+      <w:tr>
+        <w:tc>
+          <w:tcPr>
+            <w:tcW w:type="dxa" w:w="9360"/>
+            <w:shd w:val="clear" w:color="auto" w:fill="F2F2F2"/>
+          </w:tcPr>
+          <w:p>
+            <w:pPr>
+              <w:spacing w:before="40" w:after="40"/>
+            </w:pPr>
+            <w:r>
+              <w:rPr>
+                <w:rFonts w:ascii="Courier New" w:hAnsi="Courier New"/>
+                <w:color w:val="1A1A1A"/>
+                <w:sz w:val="17"/>
+              </w:rPr>
+              <w:t>constant V_ACT_S_F1 : integer := 25;   -- F1 active video start (v_cnt)</w:t>
+              <w:br/>
+              <w:t>constant V_ACT_E_F1 : integer := 311;  -- F1 active video end</w:t>
+              <w:br/>
+              <w:t>constant V_ACT_S_F2 : integer := 337;  -- F2 active video start (v_cnt)</w:t>
+              <w:br/>
+              <w:t>constant V_ACT_E_F2 : integer := 623;  -- F2 active video end</w:t>
+              <w:br/>
+              <w:t>constant V_ACTIVE_F : integer := 288;  -- lines per field (zone calculations)</w:t>
+            </w:r>
+          </w:p>
+        </w:tc>
+      </w:tr>
+    </w:tbl>
+    <w:p>
+      <w:pPr>
+        <w:spacing w:after="100"/>
+        <w:ind w:left="216"/>
+      </w:pPr>
+      <w:r>
+        <w:rPr>
+          <w:rFonts w:ascii="Calibri" w:hAnsi="Calibri"/>
+          <w:sz w:val="20"/>
+        </w:rPr>
+        <w:t>V_ACT_S_F1=25 and V_ACT_S_F2=337 shift active video one line later than pal_tv_bram_top. On a 1-625 oscilloscope reference, this makes scope line 24 the first F1 video line and scope line 337 the first F2 video line, matching the old tester reference. V_ACTIVE_F=288 is kept unchanged for zone-width calculations even though the active window is 287 lines after the shift.</w:t>
+      </w:r>
+    </w:p>
+    <w:p>
+      <w:pPr>
+        <w:spacing w:before="120" w:after="80"/>
+      </w:pPr>
+      <w:r>
+        <w:rPr>
+          <w:rFonts w:ascii="Calibri" w:hAnsi="Calibri"/>
+          <w:b/>
+          <w:color w:val="005B96"/>
+          <w:sz w:val="26"/>
+        </w:rPr>
+        <w:t>9.3  Output Ports</w:t>
+      </w:r>
+    </w:p>
+    <w:tbl>
+      <w:tblPr>
+        <w:tblStyle w:val="TableGrid"/>
+        <w:tblW w:type="auto" w:w="0"/>
+        <w:tblLook w:firstColumn="1" w:firstRow="1" w:lastColumn="0" w:lastRow="0" w:noHBand="0" w:noVBand="1" w:val="04A0"/>
+      </w:tblPr>
+      <w:tblGrid>
+        <w:gridCol w:w="9360"/>
+      </w:tblGrid>
+      <w:tr>
+        <w:tc>
+          <w:tcPr>
+            <w:tcW w:type="dxa" w:w="9360"/>
+            <w:shd w:val="clear" w:color="auto" w:fill="F2F2F2"/>
+          </w:tcPr>
+          <w:p>
+            <w:pPr>
+              <w:spacing w:before="40" w:after="40"/>
+            </w:pPr>
+            <w:r>
+              <w:rPr>
+                <w:rFonts w:ascii="Courier New" w:hAnsi="Courier New"/>
+                <w:color w:val="1A1A1A"/>
+                <w:sz w:val="17"/>
+              </w:rPr>
+              <w:t>dac_out      : out std_logic_vector(3 downto 0);  -- 4-bit R-2R DAC</w:t>
+              <w:br/>
+              <w:t>csync_o      : out std_logic;   -- composite sync (HIGH = sync tip)</w:t>
+              <w:br/>
+              <w:t>line_sync_o  : out std_logic;   -- H-sync, suppressed during vsync</w:t>
+              <w:br/>
+              <w:t>frame_sync_o : out std_logic;   -- 25 Hz, F1 vsync only (v_cnt &lt;= 7)</w:t>
+              <w:br/>
+              <w:t>fss_o        : out std_logic;   -- 50 Hz Field Sync Signal</w:t>
+              <w:br/>
+              <w:t>field_o      : out std_logic;   -- 0=Field1, 1=Field2</w:t>
+              <w:br/>
+              <w:t>active_o     : out std_logic;   -- active pixel window</w:t>
+              <w:br/>
+              <w:t>blank_o      : out std_logic;   -- HIGH during H-blank + V-blank</w:t>
+            </w:r>
+          </w:p>
+        </w:tc>
+      </w:tr>
+    </w:tbl>
+    <w:p>
+      <w:pPr>
+        <w:spacing w:after="100"/>
+        <w:ind w:left="216"/>
+      </w:pPr>
+      <w:r>
+        <w:rPr>
+          <w:rFonts w:ascii="Calibri" w:hAnsi="Calibri"/>
+          <w:sz w:val="20"/>
+        </w:rPr>
+        <w:t>frame_sync_o fires only during F1 vsync (v_cnt&lt;=7) giving a 25 Hz frame reference. fss_o is the Field Synchronising Signal at 50 Hz covering the broad-sync and post-equalising intervals of every field. blank_o = not active_s, staying HIGH for the full 12 µs H-blanking interval (front porch + sync + back porch) and all V-blanking lines.</w:t>
+      </w:r>
+    </w:p>
+    <w:p>
+      <w:pPr>
+        <w:spacing w:before="120" w:after="80"/>
+      </w:pPr>
+      <w:r>
+        <w:rPr>
+          <w:rFonts w:ascii="Calibri" w:hAnsi="Calibri"/>
+          <w:b/>
+          <w:color w:val="005B96"/>
+          <w:sz w:val="26"/>
+        </w:rPr>
+        <w:t>9.4  FSS Logic — Sub-Line Precision</w:t>
+      </w:r>
+    </w:p>
+    <w:tbl>
+      <w:tblPr>
+        <w:tblStyle w:val="TableGrid"/>
+        <w:tblW w:type="auto" w:w="0"/>
+        <w:tblLook w:firstColumn="1" w:firstRow="1" w:lastColumn="0" w:lastRow="0" w:noHBand="0" w:noVBand="1" w:val="04A0"/>
+      </w:tblPr>
+      <w:tblGrid>
+        <w:gridCol w:w="9360"/>
+      </w:tblGrid>
+      <w:tr>
+        <w:tc>
+          <w:tcPr>
+            <w:tcW w:type="dxa" w:w="9360"/>
+            <w:shd w:val="clear" w:color="auto" w:fill="F2F2F2"/>
+          </w:tcPr>
+          <w:p>
+            <w:pPr>
+              <w:spacing w:before="40" w:after="40"/>
+            </w:pPr>
+            <w:r>
+              <w:rPr>
+                <w:rFonts w:ascii="Courier New" w:hAnsi="Courier New"/>
+                <w:color w:val="1A1A1A"/>
+                <w:sz w:val="17"/>
+              </w:rPr>
+              <w:t>-- F1 FSS: v_cnt 3-7 (line-level, both halves)</w:t>
+              <w:br/>
+              <w:t>-- F2 FSS: starts at last half of v_cnt=315 (h&gt;=320),</w:t>
+              <w:br/>
+              <w:t>--         ends at first half of v_cnt=320 (h&lt;320)</w:t>
+              <w:br/>
+              <w:t>fss_s &lt;= '1' when (v_cnt &gt;= 3 and v_cnt &lt;= 7) or</w:t>
+              <w:br/>
+              <w:t xml:space="preserve">                  (v_cnt = 315 and h_cnt &gt;= 320) or</w:t>
+              <w:br/>
+              <w:t xml:space="preserve">                  (v_cnt &gt;= 316 and v_cnt &lt;= 319) or</w:t>
+              <w:br/>
+              <w:t xml:space="preserve">                  (v_cnt = 320 and h_cnt &lt; 320)</w:t>
+              <w:br/>
+              <w:t xml:space="preserve">         else '0';</w:t>
+            </w:r>
+          </w:p>
+        </w:tc>
+      </w:tr>
+    </w:tbl>
+    <w:p>
+      <w:pPr>
+        <w:spacing w:after="100"/>
+        <w:ind w:left="216"/>
+      </w:pPr>
+      <w:r>
+        <w:rPr>
+          <w:rFonts w:ascii="Calibri" w:hAnsi="Calibri"/>
+          <w:sz w:val="20"/>
+        </w:rPr>
+        <w:t>PAL interlaced Field 2 starts half a line offset from Field 1 (at v_cnt=312, h=320). This shifts the F2 broad-sync start half a line relative to where the F1 broad-sync starts. The old tester FSS for F2 therefore begins at scope line 314 last half (v_cnt=315, h=320) and ends at scope line 319 first half (v_cnt=320, h&lt;320), giving exactly 5 full lines = 320 µs. Using h_cnt in the FSS condition achieves this sub-line precision. F1 FSS uses whole-line boundaries (v_cnt 3-7) because F1 starts at h=0 and no half-line adjustment is needed. line_sync_o is independent of fss_o — both are computed separately.</w:t>
+      </w:r>
+    </w:p>
+    <w:p>
+      <w:pPr>
+        <w:spacing w:before="120" w:after="80"/>
+      </w:pPr>
+      <w:r>
+        <w:rPr>
+          <w:rFonts w:ascii="Calibri" w:hAnsi="Calibri"/>
+          <w:b/>
+          <w:color w:val="005B96"/>
+          <w:sz w:val="26"/>
+        </w:rPr>
+        <w:t>9.5  11-Zone Gradient (sel 5/6)</w:t>
+      </w:r>
+    </w:p>
+    <w:tbl>
+      <w:tblPr>
+        <w:tblStyle w:val="TableGrid"/>
+        <w:tblW w:type="auto" w:w="0"/>
+        <w:tblLook w:firstColumn="1" w:firstRow="1" w:lastColumn="0" w:lastRow="0" w:noHBand="0" w:noVBand="1" w:val="04A0"/>
+      </w:tblPr>
+      <w:tblGrid>
+        <w:gridCol w:w="9360"/>
+      </w:tblGrid>
+      <w:tr>
+        <w:tc>
+          <w:tcPr>
+            <w:tcW w:type="dxa" w:w="9360"/>
+            <w:shd w:val="clear" w:color="auto" w:fill="F2F2F2"/>
+          </w:tcPr>
+          <w:p>
+            <w:pPr>
+              <w:spacing w:before="40" w:after="40"/>
+            </w:pPr>
+            <w:r>
+              <w:rPr>
+                <w:rFonts w:ascii="Courier New" w:hAnsi="Courier New"/>
+                <w:color w:val="1A1A1A"/>
+                <w:sz w:val="17"/>
+              </w:rPr>
+              <w:t>constant GZONES_B  : integer := 11;</w:t>
+              <w:br/>
+              <w:t>constant GZONE_W_B : integer := H_ACTIVE / GZONES_B;  -- 47 px per zone</w:t>
+              <w:br/>
+              <w:t>constant GZONE_H_B : integer := V_ACTIVE_F / GZONES_B; -- 26 lines per zone</w:t>
+              <w:br/>
+              <w:br/>
+              <w:t>-- Zones 0-9: grey gradient  (black_level to white_level)</w:t>
+              <w:br/>
+              <w:t>-- Zone 10  : black_level    (gbzx_idx &gt;= GZONES = 10)</w:t>
+            </w:r>
+          </w:p>
+        </w:tc>
+      </w:tr>
+    </w:tbl>
+    <w:p>
+      <w:pPr>
+        <w:spacing w:after="100"/>
+        <w:ind w:left="216"/>
+      </w:pPr>
+      <w:r>
+        <w:rPr>
+          <w:rFonts w:ascii="Calibri" w:hAnsi="Calibri"/>
+          <w:sz w:val="20"/>
+        </w:rPr>
+        <w:t>sel=5 (H-gradient) and sel=6 (V-gradient) use dedicated counters gbzx_idx/gbpx_in (horizontal) and gbzy_idx/gbln_in (vertical). Zone indices 0-9 map to evenly spaced grey levels between black_level and white_level. Zone index 10 outputs black_level, creating a visible dark band at the right edge (sel=5) or bottom edge (sel=6). This differs from sel=2/3 which end at white and have no black-end zone.</w:t>
+      </w:r>
+    </w:p>
+    <w:p>
+      <w:pPr>
+        <w:spacing w:before="120" w:after="80"/>
+      </w:pPr>
+      <w:r>
+        <w:rPr>
+          <w:rFonts w:ascii="Calibri" w:hAnsi="Calibri"/>
+          <w:b/>
+          <w:color w:val="005B96"/>
+          <w:sz w:val="26"/>
+        </w:rPr>
+        <w:t>9.6  DAC Output Priority</w:t>
+      </w:r>
+    </w:p>
+    <w:tbl>
+      <w:tblPr>
+        <w:tblStyle w:val="TableGrid"/>
+        <w:tblW w:type="auto" w:w="0"/>
+        <w:tblLook w:firstColumn="1" w:firstRow="1" w:lastColumn="0" w:lastRow="0" w:noHBand="0" w:noVBand="1" w:val="04A0"/>
+      </w:tblPr>
+      <w:tblGrid>
+        <w:gridCol w:w="9360"/>
+      </w:tblGrid>
+      <w:tr>
+        <w:tc>
+          <w:tcPr>
+            <w:tcW w:type="dxa" w:w="9360"/>
+            <w:shd w:val="clear" w:color="auto" w:fill="F2F2F2"/>
+          </w:tcPr>
+          <w:p>
+            <w:pPr>
+              <w:spacing w:before="40" w:after="40"/>
+            </w:pPr>
+            <w:r>
+              <w:rPr>
+                <w:rFonts w:ascii="Courier New" w:hAnsi="Courier New"/>
+                <w:color w:val="1A1A1A"/>
+                <w:sz w:val="17"/>
+              </w:rPr>
+              <w:t>dac_out &lt;= LEVEL_SYNC   when csync_s  = '1' else</w:t>
+              <w:br/>
+              <w:t xml:space="preserve">           active_level when active_s = '1' else</w:t>
+              <w:br/>
+              <w:t xml:space="preserve">           LEVEL_BLANK;</w:t>
+            </w:r>
+          </w:p>
+        </w:tc>
+      </w:tr>
+    </w:tbl>
+    <w:p>
+      <w:pPr>
+        <w:spacing w:after="100"/>
+        <w:ind w:left="216"/>
+      </w:pPr>
+      <w:r>
+        <w:rPr>
+          <w:rFonts w:ascii="Calibri" w:hAnsi="Calibri"/>
+          <w:sz w:val="20"/>
+        </w:rPr>
+        <w:t>Three-level priority identical to pal_tv_bram_top: sync tip (0x0) overrides everything, then pattern video (0x4–0xF) during active pixels, then blanking level (0x4) otherwise. LEVEL_SYNC="0000", LEVEL_BLANK="0100" are entity generics defaulting to standard PAL 4-bit R-2R DAC levels.</w:t>
+      </w:r>
+    </w:p>
     <w:sectPr>
       <w:pgSz w:w="12240" w:h="15840"/>
       <w:pgMar w:top="1296" w:right="1440" w:bottom="1296" w:left="1440" w:header="720" w:footer="720" w:gutter="0"/>
